--- a/docs/releases/german-markhasin-beautiful-music-st-petersburg/press-release.docx
+++ b/docs/releases/german-markhasin-beautiful-music-st-petersburg/press-release.docx
@@ -36,7 +36,7 @@
           <w:color w:val="6F6F6F"/>
           <w:sz w:val="22"/>
         </w:rPr>
-        <w:t xml:space="preserve"> Альбом · Современная академическая музыка · выход [УТОЧНИТЬ] · FANCYMUSIC</w:t>
+        <w:t xml:space="preserve"> Альбом · Современная академическая музыка · выход 4 сентября 2026 · FANCYMUSIC</w:t>
       </w:r>
     </w:p>
     <w:p>
@@ -48,7 +48,7 @@
           <w:color w:val="2E2E2E"/>
           <w:sz w:val="22"/>
         </w:rPr>
-        <w:t>FANCYMUSIC выпускает «Прекрасную музыку. Петербург» — дебютный альбом пианиста Германа Мархасина. В него вошли фортепианные пьесы трёх современных петербургских композиторов: Юрия Красавина, Анатолия Королёва и Алисы Духовлиновой. Эту программу Мархасин играл в разных городах в своей концертной серии «Прекрасная музыка» — теперь она впервые выходит в профессиональной записи.</w:t>
+        <w:t>4 сентября 2026 года на FANCYMUSIC вышла «Прекрасная музыка. Петербург» — дебютный альбом пианиста Германа Мархасина. В него вошли фортепианные пьесы трёх современных петербургских композиторов: Юрия Красавина, Анатолия Королёва и Алисы Духовлиновой. Эту программу Мархасин играл в разных городах в своей концертной серии «Прекрасная музыка» — теперь она впервые выходит в профессиональной записи.</w:t>
       </w:r>
     </w:p>
     <w:p>

--- a/docs/releases/german-markhasin-beautiful-music-st-petersburg/press-release.docx
+++ b/docs/releases/german-markhasin-beautiful-music-st-petersburg/press-release.docx
@@ -332,7 +332,7 @@
           <w:color w:val="2E2E2E"/>
           <w:sz w:val="22"/>
         </w:rPr>
-        <w:t>mail@fancymusic.ru · Telegram @s_krasin</w:t>
+        <w:t>Email: mail@fancymusic.ru Telegram: @s_krasin</w:t>
       </w:r>
     </w:p>
     <w:sectPr>

--- a/docs/releases/german-markhasin-beautiful-music-st-petersburg/press-release.docx
+++ b/docs/releases/german-markhasin-beautiful-music-st-petersburg/press-release.docx
@@ -2,42 +2,161 @@
 <file path=word/document.xml><?xml version="1.0" encoding="utf-8"?>
 <w:document xmlns:wpc="http://schemas.microsoft.com/office/word/2010/wordprocessingCanvas" xmlns:mo="http://schemas.microsoft.com/office/mac/office/2008/main" xmlns:mc="http://schemas.openxmlformats.org/markup-compatibility/2006" xmlns:mv="urn:schemas-microsoft-com:mac:vml" xmlns:o="urn:schemas-microsoft-com:office:office" xmlns:r="http://schemas.openxmlformats.org/officeDocument/2006/relationships" xmlns:m="http://schemas.openxmlformats.org/officeDocument/2006/math" xmlns:v="urn:schemas-microsoft-com:vml" xmlns:wp14="http://schemas.microsoft.com/office/word/2010/wordprocessingDrawing" xmlns:wp="http://schemas.openxmlformats.org/drawingml/2006/wordprocessingDrawing" xmlns:w10="urn:schemas-microsoft-com:office:word" xmlns:w="http://schemas.openxmlformats.org/wordprocessingml/2006/main" xmlns:w14="http://schemas.microsoft.com/office/word/2010/wordml" xmlns:wpg="http://schemas.microsoft.com/office/word/2010/wordprocessingGroup" xmlns:wpi="http://schemas.microsoft.com/office/word/2010/wordprocessingInk" xmlns:wne="http://schemas.microsoft.com/office/word/2006/wordml" xmlns:wps="http://schemas.microsoft.com/office/word/2010/wordprocessingShape" mc:Ignorable="w14 wp14">
   <w:body>
+    <w:tbl>
+      <w:tblPr>
+        <w:tblW w:type="auto" w:w="0"/>
+        <w:jc w:val="left"/>
+        <w:tblLayout w:type="fixed"/>
+        <w:tblLook w:firstColumn="1" w:firstRow="1" w:lastColumn="0" w:lastRow="0" w:noHBand="0" w:noVBand="1" w:val="04A0"/>
+      </w:tblPr>
+      <w:tblGrid>
+        <w:gridCol w:w="4873"/>
+        <w:gridCol w:w="4873"/>
+      </w:tblGrid>
+      <w:tr>
+        <w:tc>
+          <w:tcPr>
+            <w:tcW w:type="dxa" w:w="2608"/>
+          </w:tcPr>
+          <w:p>
+            <w:r>
+              <w:rPr>
+                <w:rFonts w:ascii="Arial" w:hAnsi="Arial"/>
+                <w:b w:val="0"/>
+                <w:caps w:val="0"/>
+                <w:color w:val="6F6F6F"/>
+                <w:sz w:val="18"/>
+              </w:rPr>
+              <w:t>[обложка]</w:t>
+            </w:r>
+          </w:p>
+        </w:tc>
+        <w:tc>
+          <w:tcPr>
+            <w:tcW w:type="dxa" w:w="6576"/>
+          </w:tcPr>
+          <w:p>
+            <w:pPr>
+              <w:spacing w:after="40"/>
+            </w:pPr>
+            <w:r>
+              <w:rPr>
+                <w:rFonts w:ascii="Arial" w:hAnsi="Arial"/>
+                <w:b w:val="0"/>
+                <w:caps/>
+                <w:color w:val="6F6F6F"/>
+                <w:sz w:val="16"/>
+              </w:rPr>
+              <w:t>FANCYMUSIC · Пресс-релиз · 4 сентября 2026</w:t>
+            </w:r>
+          </w:p>
+          <w:p>
+            <w:pPr>
+              <w:spacing w:after="80"/>
+            </w:pPr>
+            <w:r>
+              <w:rPr>
+                <w:rFonts w:ascii="Arial Narrow" w:hAnsi="Arial Narrow"/>
+                <w:b/>
+                <w:caps/>
+                <w:color w:val="2E2E2E"/>
+                <w:sz w:val="42"/>
+              </w:rPr>
+              <w:t>«Прекрасная музыка. Петербург» — дебютный альбом Германа Мархасина</w:t>
+            </w:r>
+          </w:p>
+          <w:p>
+            <w:pPr>
+              <w:spacing w:after="20"/>
+            </w:pPr>
+            <w:r>
+              <w:rPr>
+                <w:rFonts w:ascii="Arial" w:hAnsi="Arial"/>
+                <w:b/>
+                <w:caps w:val="0"/>
+                <w:color w:val="6F6F6F"/>
+                <w:sz w:val="20"/>
+              </w:rPr>
+              <w:t>Герман Мархасин — «Прекрасная музыка. Петербург»</w:t>
+            </w:r>
+          </w:p>
+          <w:p>
+            <w:pPr>
+              <w:spacing w:after="20"/>
+            </w:pPr>
+            <w:r>
+              <w:rPr>
+                <w:rFonts w:ascii="Arial" w:hAnsi="Arial"/>
+                <w:b w:val="0"/>
+                <w:caps w:val="0"/>
+                <w:color w:val="6F6F6F"/>
+                <w:sz w:val="20"/>
+              </w:rPr>
+              <w:t>Альбом · Современная академическая музыка · выход 4 сентября 2026 · FANCYMUSIC</w:t>
+            </w:r>
+          </w:p>
+        </w:tc>
+      </w:tr>
+    </w:tbl>
     <w:p>
       <w:pPr>
-        <w:spacing w:after="80"/>
+        <w:spacing w:after="0"/>
       </w:pPr>
-      <w:r>
-        <w:rPr>
-          <w:rFonts w:ascii="Arial Narrow" w:hAnsi="Arial Narrow"/>
-          <w:b/>
-          <w:caps/>
-          <w:color w:val="2E2E2E"/>
-          <w:sz w:val="52"/>
-        </w:rPr>
-        <w:t>«Прекрасная музыка. Петербург» — дебютный альбом Германа Мархасина</w:t>
-      </w:r>
     </w:p>
     <w:p>
+      <w:pPr>
+        <w:spacing w:after="60"/>
+      </w:pPr>
       <w:r>
         <w:rPr>
           <w:rFonts w:ascii="Arial" w:hAnsi="Arial"/>
           <w:b/>
           <w:caps w:val="0"/>
-          <w:color w:val="6F6F6F"/>
-          <w:sz w:val="22"/>
+          <w:color w:val="2E2E2E"/>
+          <w:sz w:val="20"/>
         </w:rPr>
-        <w:t>Герман Мархасин — «Прекрасная музыка. Петербург»</w:t>
+        <w:t xml:space="preserve">Ссылки на стриминги: </w:t>
       </w:r>
+      <w:hyperlink r:id="rId9">
+        <w:r>
+          <w:rPr>
+            <w:rFonts w:ascii="Arial" w:hAnsi="Arial"/>
+            <w:color w:val="FF2626"/>
+            <w:sz w:val="20"/>
+          </w:rPr>
+          <w:t>https://band.link/i5gTx</w:t>
+        </w:r>
+      </w:hyperlink>
+    </w:p>
+    <w:p>
+      <w:pPr>
+        <w:spacing w:after="60"/>
+      </w:pPr>
       <w:r>
         <w:rPr>
           <w:rFonts w:ascii="Arial" w:hAnsi="Arial"/>
-          <w:b w:val="0"/>
+          <w:b/>
           <w:caps w:val="0"/>
-          <w:color w:val="6F6F6F"/>
-          <w:sz w:val="22"/>
+          <w:color w:val="2E2E2E"/>
+          <w:sz w:val="20"/>
         </w:rPr>
-        <w:t xml:space="preserve"> Альбом · Современная академическая музыка · выход 4 сентября 2026 · FANCYMUSIC</w:t>
+        <w:t xml:space="preserve">Страница релиза: </w:t>
       </w:r>
+      <w:hyperlink r:id="rId10">
+        <w:r>
+          <w:rPr>
+            <w:rFonts w:ascii="Arial" w:hAnsi="Arial"/>
+            <w:color w:val="FF2626"/>
+            <w:sz w:val="20"/>
+          </w:rPr>
+          <w:t>https://fancymusic.ru/german-markhasin-beautiful-music-st-petersburg/</w:t>
+        </w:r>
+      </w:hyperlink>
+    </w:p>
+    <w:p>
+      <w:pPr>
+        <w:spacing w:after="0"/>
+      </w:pPr>
     </w:p>
     <w:p>
       <w:r>
@@ -101,8 +220,8 @@
     </w:p>
     <w:p>
       <w:pPr>
-        <w:spacing w:before="200"/>
-        <w:ind w:left="454"/>
+        <w:spacing w:before="200" w:after="40"/>
+        <w:ind w:left="397"/>
       </w:pPr>
       <w:r>
         <w:rPr>
@@ -110,14 +229,29 @@
           <w:b w:val="0"/>
           <w:caps/>
           <w:color w:val="2E2E2E"/>
-          <w:sz w:val="28"/>
+          <w:sz w:val="26"/>
         </w:rPr>
-        <w:t>Мархасин виртуозно лавировал между разными композиторскими эстетиками и очень убедительно играл на всех частях инструмента. — «Музыкальная жизнь»</w:t>
+        <w:t>Мархасин виртуозно лавировал между разными композиторскими эстетиками и очень убедительно играл на всех частях инструмента.</w:t>
       </w:r>
     </w:p>
     <w:p>
       <w:pPr>
-        <w:spacing w:before="320" w:after="80"/>
+        <w:ind w:left="397"/>
+      </w:pPr>
+      <w:r>
+        <w:rPr>
+          <w:rFonts w:ascii="Arial" w:hAnsi="Arial"/>
+          <w:b w:val="0"/>
+          <w:caps w:val="0"/>
+          <w:color w:val="6F6F6F"/>
+          <w:sz w:val="18"/>
+        </w:rPr>
+        <w:t>«Музыкальная жизнь»</w:t>
+      </w:r>
+    </w:p>
+    <w:p>
+      <w:pPr>
+        <w:spacing w:before="320" w:after="100"/>
       </w:pPr>
       <w:r>
         <w:rPr>
@@ -125,7 +259,7 @@
           <w:b/>
           <w:caps/>
           <w:color w:val="FF2626"/>
-          <w:sz w:val="28"/>
+          <w:sz w:val="26"/>
         </w:rPr>
         <w:t>Об артисте</w:t>
       </w:r>
@@ -156,8 +290,8 @@
     </w:p>
     <w:p>
       <w:pPr>
-        <w:spacing w:before="200"/>
-        <w:ind w:left="454"/>
+        <w:spacing w:before="200" w:after="40"/>
+        <w:ind w:left="397"/>
       </w:pPr>
       <w:r>
         <w:rPr>
@@ -165,14 +299,169 @@
           <w:b w:val="0"/>
           <w:caps/>
           <w:color w:val="2E2E2E"/>
-          <w:sz w:val="28"/>
+          <w:sz w:val="26"/>
         </w:rPr>
-        <w:t>Виртуозная и с чисто музыкальной, и с актёрской точки зрения работа. — Colta.ru</w:t>
+        <w:t>Виртуозная и с чисто музыкальной, и с актёрской точки зрения работа.</w:t>
       </w:r>
     </w:p>
     <w:p>
       <w:pPr>
-        <w:spacing w:before="320" w:after="80"/>
+        <w:ind w:left="397"/>
+      </w:pPr>
+      <w:r>
+        <w:rPr>
+          <w:rFonts w:ascii="Arial" w:hAnsi="Arial"/>
+          <w:b w:val="0"/>
+          <w:caps w:val="0"/>
+          <w:color w:val="6F6F6F"/>
+          <w:sz w:val="18"/>
+        </w:rPr>
+        <w:t>Colta.ru</w:t>
+      </w:r>
+    </w:p>
+    <w:p>
+      <w:pPr>
+        <w:spacing w:before="160" w:after="60"/>
+      </w:pPr>
+      <w:r>
+        <w:rPr>
+          <w:rFonts w:ascii="Arial" w:hAnsi="Arial"/>
+          <w:b w:val="0"/>
+          <w:caps/>
+          <w:color w:val="6F6F6F"/>
+          <w:sz w:val="16"/>
+        </w:rPr>
+        <w:t>Ссылки на страницы артиста</w:t>
+      </w:r>
+    </w:p>
+    <w:p>
+      <w:pPr>
+        <w:spacing w:after="20"/>
+      </w:pPr>
+      <w:r>
+        <w:rPr>
+          <w:rFonts w:ascii="Arial" w:hAnsi="Arial"/>
+          <w:b w:val="0"/>
+          <w:caps w:val="0"/>
+          <w:color w:val="2E2E2E"/>
+          <w:sz w:val="20"/>
+        </w:rPr>
+        <w:t xml:space="preserve">Instagram — </w:t>
+      </w:r>
+      <w:hyperlink r:id="rId11">
+        <w:r>
+          <w:rPr>
+            <w:rFonts w:ascii="Arial" w:hAnsi="Arial"/>
+            <w:color w:val="FF2626"/>
+            <w:sz w:val="20"/>
+          </w:rPr>
+          <w:t>https://www.instagram.com/markhasing</w:t>
+        </w:r>
+      </w:hyperlink>
+    </w:p>
+    <w:p>
+      <w:pPr>
+        <w:spacing w:after="20"/>
+      </w:pPr>
+      <w:r>
+        <w:rPr>
+          <w:rFonts w:ascii="Arial" w:hAnsi="Arial"/>
+          <w:b w:val="0"/>
+          <w:caps w:val="0"/>
+          <w:color w:val="2E2E2E"/>
+          <w:sz w:val="20"/>
+        </w:rPr>
+        <w:t xml:space="preserve">Telegram — </w:t>
+      </w:r>
+      <w:hyperlink r:id="rId12">
+        <w:r>
+          <w:rPr>
+            <w:rFonts w:ascii="Arial" w:hAnsi="Arial"/>
+            <w:color w:val="FF2626"/>
+            <w:sz w:val="20"/>
+          </w:rPr>
+          <w:t>https://t.me/markhasing</w:t>
+        </w:r>
+      </w:hyperlink>
+    </w:p>
+    <w:p>
+      <w:pPr>
+        <w:spacing w:after="20"/>
+      </w:pPr>
+      <w:r>
+        <w:rPr>
+          <w:rFonts w:ascii="Arial" w:hAnsi="Arial"/>
+          <w:b w:val="0"/>
+          <w:caps w:val="0"/>
+          <w:color w:val="2E2E2E"/>
+          <w:sz w:val="20"/>
+        </w:rPr>
+        <w:t xml:space="preserve">VK — </w:t>
+      </w:r>
+      <w:hyperlink r:id="rId13">
+        <w:r>
+          <w:rPr>
+            <w:rFonts w:ascii="Arial" w:hAnsi="Arial"/>
+            <w:color w:val="FF2626"/>
+            <w:sz w:val="20"/>
+          </w:rPr>
+          <w:t>https://vk.ru/markhasing</w:t>
+        </w:r>
+      </w:hyperlink>
+    </w:p>
+    <w:p>
+      <w:pPr>
+        <w:spacing w:after="20"/>
+      </w:pPr>
+      <w:r>
+        <w:rPr>
+          <w:rFonts w:ascii="Arial" w:hAnsi="Arial"/>
+          <w:b w:val="0"/>
+          <w:caps w:val="0"/>
+          <w:color w:val="2E2E2E"/>
+          <w:sz w:val="20"/>
+        </w:rPr>
+        <w:t xml:space="preserve">Facebook — </w:t>
+      </w:r>
+      <w:hyperlink r:id="rId14">
+        <w:r>
+          <w:rPr>
+            <w:rFonts w:ascii="Arial" w:hAnsi="Arial"/>
+            <w:color w:val="FF2626"/>
+            <w:sz w:val="20"/>
+          </w:rPr>
+          <w:t>https://www.facebook.com/german.markhasin/</w:t>
+        </w:r>
+      </w:hyperlink>
+    </w:p>
+    <w:p>
+      <w:pPr>
+        <w:spacing w:after="20"/>
+      </w:pPr>
+      <w:r>
+        <w:rPr>
+          <w:rFonts w:ascii="Arial" w:hAnsi="Arial"/>
+          <w:b w:val="0"/>
+          <w:caps w:val="0"/>
+          <w:color w:val="2E2E2E"/>
+          <w:sz w:val="20"/>
+        </w:rPr>
+        <w:t xml:space="preserve">germanmarkhasin.ru — </w:t>
+      </w:r>
+      <w:hyperlink r:id="rId15">
+        <w:r>
+          <w:rPr>
+            <w:rFonts w:ascii="Arial" w:hAnsi="Arial"/>
+            <w:color w:val="FF2626"/>
+            <w:sz w:val="20"/>
+          </w:rPr>
+          <w:t>https://germanmarkhasin.ru</w:t>
+        </w:r>
+      </w:hyperlink>
+    </w:p>
+    <w:p>
+      <w:pPr>
+        <w:spacing w:before="320" w:after="100"/>
       </w:pPr>
       <w:r>
         <w:rPr>
@@ -180,7 +469,7 @@
           <w:b/>
           <w:caps/>
           <w:color w:val="FF2626"/>
-          <w:sz w:val="28"/>
+          <w:sz w:val="26"/>
         </w:rPr>
         <w:t>О лейбле</w:t>
       </w:r>
@@ -199,7 +488,172 @@
     </w:p>
     <w:p>
       <w:pPr>
-        <w:spacing w:before="320" w:after="80"/>
+        <w:spacing w:before="160" w:after="60"/>
+      </w:pPr>
+      <w:r>
+        <w:rPr>
+          <w:rFonts w:ascii="Arial" w:hAnsi="Arial"/>
+          <w:b w:val="0"/>
+          <w:caps/>
+          <w:color w:val="6F6F6F"/>
+          <w:sz w:val="16"/>
+        </w:rPr>
+        <w:t>Ссылки на страницы лейбла</w:t>
+      </w:r>
+    </w:p>
+    <w:p>
+      <w:pPr>
+        <w:spacing w:after="20"/>
+      </w:pPr>
+      <w:r>
+        <w:rPr>
+          <w:rFonts w:ascii="Arial" w:hAnsi="Arial"/>
+          <w:b w:val="0"/>
+          <w:caps w:val="0"/>
+          <w:color w:val="2E2E2E"/>
+          <w:sz w:val="20"/>
+        </w:rPr>
+        <w:t xml:space="preserve">Instagram — </w:t>
+      </w:r>
+      <w:hyperlink r:id="rId16">
+        <w:r>
+          <w:rPr>
+            <w:rFonts w:ascii="Arial" w:hAnsi="Arial"/>
+            <w:color w:val="FF2626"/>
+            <w:sz w:val="20"/>
+          </w:rPr>
+          <w:t>https://www.instagram.com/fancy_music</w:t>
+        </w:r>
+      </w:hyperlink>
+    </w:p>
+    <w:p>
+      <w:pPr>
+        <w:spacing w:after="20"/>
+      </w:pPr>
+      <w:r>
+        <w:rPr>
+          <w:rFonts w:ascii="Arial" w:hAnsi="Arial"/>
+          <w:b w:val="0"/>
+          <w:caps w:val="0"/>
+          <w:color w:val="2E2E2E"/>
+          <w:sz w:val="20"/>
+        </w:rPr>
+        <w:t xml:space="preserve">Telegram — </w:t>
+      </w:r>
+      <w:hyperlink r:id="rId17">
+        <w:r>
+          <w:rPr>
+            <w:rFonts w:ascii="Arial" w:hAnsi="Arial"/>
+            <w:color w:val="FF2626"/>
+            <w:sz w:val="20"/>
+          </w:rPr>
+          <w:t>https://t.me/fancymusiclabel</w:t>
+        </w:r>
+      </w:hyperlink>
+    </w:p>
+    <w:p>
+      <w:pPr>
+        <w:spacing w:after="20"/>
+      </w:pPr>
+      <w:r>
+        <w:rPr>
+          <w:rFonts w:ascii="Arial" w:hAnsi="Arial"/>
+          <w:b w:val="0"/>
+          <w:caps w:val="0"/>
+          <w:color w:val="2E2E2E"/>
+          <w:sz w:val="20"/>
+        </w:rPr>
+        <w:t xml:space="preserve">VK — </w:t>
+      </w:r>
+      <w:hyperlink r:id="rId18">
+        <w:r>
+          <w:rPr>
+            <w:rFonts w:ascii="Arial" w:hAnsi="Arial"/>
+            <w:color w:val="FF2626"/>
+            <w:sz w:val="20"/>
+          </w:rPr>
+          <w:t>https://vk.com/fancymusicrecords</w:t>
+        </w:r>
+      </w:hyperlink>
+    </w:p>
+    <w:p>
+      <w:pPr>
+        <w:spacing w:after="20"/>
+      </w:pPr>
+      <w:r>
+        <w:rPr>
+          <w:rFonts w:ascii="Arial" w:hAnsi="Arial"/>
+          <w:b w:val="0"/>
+          <w:caps w:val="0"/>
+          <w:color w:val="2E2E2E"/>
+          <w:sz w:val="20"/>
+        </w:rPr>
+        <w:t xml:space="preserve">Facebook — </w:t>
+      </w:r>
+      <w:hyperlink r:id="rId19">
+        <w:r>
+          <w:rPr>
+            <w:rFonts w:ascii="Arial" w:hAnsi="Arial"/>
+            <w:color w:val="FF2626"/>
+            <w:sz w:val="20"/>
+          </w:rPr>
+          <w:t>https://www.facebook.com/fancymusiclabel</w:t>
+        </w:r>
+      </w:hyperlink>
+    </w:p>
+    <w:p>
+      <w:pPr>
+        <w:spacing w:after="20"/>
+      </w:pPr>
+      <w:r>
+        <w:rPr>
+          <w:rFonts w:ascii="Arial" w:hAnsi="Arial"/>
+          <w:b w:val="0"/>
+          <w:caps w:val="0"/>
+          <w:color w:val="2E2E2E"/>
+          <w:sz w:val="20"/>
+        </w:rPr>
+        <w:t xml:space="preserve">YouTube — </w:t>
+      </w:r>
+      <w:hyperlink r:id="rId20">
+        <w:r>
+          <w:rPr>
+            <w:rFonts w:ascii="Arial" w:hAnsi="Arial"/>
+            <w:color w:val="FF2626"/>
+            <w:sz w:val="20"/>
+          </w:rPr>
+          <w:t>https://www.youtube.com/user/TheFancymusic</w:t>
+        </w:r>
+      </w:hyperlink>
+    </w:p>
+    <w:p>
+      <w:pPr>
+        <w:spacing w:after="20"/>
+      </w:pPr>
+      <w:r>
+        <w:rPr>
+          <w:rFonts w:ascii="Arial" w:hAnsi="Arial"/>
+          <w:b w:val="0"/>
+          <w:caps w:val="0"/>
+          <w:color w:val="2E2E2E"/>
+          <w:sz w:val="20"/>
+        </w:rPr>
+        <w:t xml:space="preserve">fancymusic.ru — </w:t>
+      </w:r>
+      <w:hyperlink r:id="rId21">
+        <w:r>
+          <w:rPr>
+            <w:rFonts w:ascii="Arial" w:hAnsi="Arial"/>
+            <w:color w:val="FF2626"/>
+            <w:sz w:val="20"/>
+          </w:rPr>
+          <w:t>https://fancymusic.ru</w:t>
+        </w:r>
+      </w:hyperlink>
+    </w:p>
+    <w:p>
+      <w:pPr>
+        <w:spacing w:before="320" w:after="100"/>
       </w:pPr>
       <w:r>
         <w:rPr>
@@ -207,137 +661,64 @@
           <w:b/>
           <w:caps/>
           <w:color w:val="FF2626"/>
-          <w:sz w:val="28"/>
+          <w:sz w:val="26"/>
         </w:rPr>
-        <w:t>Ссылки</w:t>
+        <w:t>Контакты для прессы</w:t>
       </w:r>
     </w:p>
     <w:p>
       <w:pPr>
-        <w:pStyle w:val="ListBullet"/>
         <w:spacing w:after="40"/>
       </w:pPr>
       <w:r>
         <w:rPr>
           <w:rFonts w:ascii="Arial" w:hAnsi="Arial"/>
-          <w:b w:val="0"/>
+          <w:b/>
           <w:caps w:val="0"/>
           <w:color w:val="2E2E2E"/>
-          <w:sz w:val="22"/>
+          <w:sz w:val="20"/>
         </w:rPr>
-        <w:t>Слушать на всех площадках: https://band.link/i5gTx</w:t>
+        <w:t xml:space="preserve">Email: </w:t>
       </w:r>
+      <w:hyperlink r:id="rId22">
+        <w:r>
+          <w:rPr>
+            <w:rFonts w:ascii="Arial" w:hAnsi="Arial"/>
+            <w:color w:val="FF2626"/>
+            <w:sz w:val="20"/>
+          </w:rPr>
+          <w:t>mail@fancymusic.ru</w:t>
+        </w:r>
+      </w:hyperlink>
     </w:p>
     <w:p>
       <w:pPr>
-        <w:pStyle w:val="ListBullet"/>
         <w:spacing w:after="40"/>
       </w:pPr>
       <w:r>
         <w:rPr>
           <w:rFonts w:ascii="Arial" w:hAnsi="Arial"/>
-          <w:b w:val="0"/>
+          <w:b/>
           <w:caps w:val="0"/>
           <w:color w:val="2E2E2E"/>
-          <w:sz w:val="22"/>
+          <w:sz w:val="20"/>
         </w:rPr>
-        <w:t>Страница релиза: https://fancymusic.ru/german-markhasin-beautiful-music-st-petersburg/</w:t>
+        <w:t xml:space="preserve">Telegram: </w:t>
       </w:r>
-    </w:p>
-    <w:p>
-      <w:pPr>
-        <w:pStyle w:val="ListBullet"/>
-        <w:spacing w:after="40"/>
-      </w:pPr>
-      <w:r>
-        <w:rPr>
-          <w:rFonts w:ascii="Arial" w:hAnsi="Arial"/>
-          <w:b w:val="0"/>
-          <w:caps w:val="0"/>
-          <w:color w:val="2E2E2E"/>
-          <w:sz w:val="22"/>
-        </w:rPr>
-        <w:t>Bandcamp: https://fancymusic.bandcamp.com/album/beautiful-music-st-petersburg</w:t>
-      </w:r>
-    </w:p>
-    <w:p>
-      <w:pPr>
-        <w:pStyle w:val="ListBullet"/>
-        <w:spacing w:after="40"/>
-      </w:pPr>
-      <w:r>
-        <w:rPr>
-          <w:rFonts w:ascii="Arial" w:hAnsi="Arial"/>
-          <w:b w:val="0"/>
-          <w:caps w:val="0"/>
-          <w:color w:val="2E2E2E"/>
-          <w:sz w:val="22"/>
-        </w:rPr>
-        <w:t>Сайт артиста: https://germanmarkhasin.ru</w:t>
-      </w:r>
-    </w:p>
-    <w:p>
-      <w:pPr>
-        <w:pStyle w:val="ListBullet"/>
-        <w:spacing w:after="40"/>
-      </w:pPr>
-      <w:r>
-        <w:rPr>
-          <w:rFonts w:ascii="Arial" w:hAnsi="Arial"/>
-          <w:b w:val="0"/>
-          <w:caps w:val="0"/>
-          <w:color w:val="2E2E2E"/>
-          <w:sz w:val="22"/>
-        </w:rPr>
-        <w:t>Telegram артиста: https://t.me/markhasing</w:t>
-      </w:r>
-    </w:p>
-    <w:p>
-      <w:pPr>
-        <w:pStyle w:val="ListBullet"/>
-        <w:spacing w:after="40"/>
-      </w:pPr>
-      <w:r>
-        <w:rPr>
-          <w:rFonts w:ascii="Arial" w:hAnsi="Arial"/>
-          <w:b w:val="0"/>
-          <w:caps w:val="0"/>
-          <w:color w:val="2E2E2E"/>
-          <w:sz w:val="22"/>
-        </w:rPr>
-        <w:t>FANCYMUSIC: https://fancymusic.ru</w:t>
-      </w:r>
-    </w:p>
-    <w:p>
-      <w:pPr>
-        <w:spacing w:before="320" w:after="80"/>
-      </w:pPr>
-      <w:r>
-        <w:rPr>
-          <w:rFonts w:ascii="Arial Narrow" w:hAnsi="Arial Narrow"/>
-          <w:b/>
-          <w:caps/>
-          <w:color w:val="FF2626"/>
-          <w:sz w:val="28"/>
-        </w:rPr>
-        <w:t>Контакты для прессы</w:t>
-      </w:r>
-    </w:p>
-    <w:p>
-      <w:r>
-        <w:rPr>
-          <w:rFonts w:ascii="Arial" w:hAnsi="Arial"/>
-          <w:b w:val="0"/>
-          <w:caps w:val="0"/>
-          <w:color w:val="2E2E2E"/>
-          <w:sz w:val="22"/>
-        </w:rPr>
-        <w:t>Email: mail@fancymusic.ru Telegram: @s_krasin</w:t>
-      </w:r>
+      <w:hyperlink r:id="rId23">
+        <w:r>
+          <w:rPr>
+            <w:rFonts w:ascii="Arial" w:hAnsi="Arial"/>
+            <w:color w:val="FF2626"/>
+            <w:sz w:val="20"/>
+          </w:rPr>
+          <w:t>@s_krasin</w:t>
+        </w:r>
+      </w:hyperlink>
     </w:p>
     <w:sectPr>
       <w:pgSz w:w="12240" w:h="15840"/>
-      <w:pgMar w:top="1247" w:right="1417" w:bottom="1247" w:left="1417" w:header="720" w:footer="720" w:gutter="0"/>
+      <w:pgMar w:top="1134" w:right="1247" w:bottom="1134" w:left="1247" w:header="720" w:footer="720" w:gutter="0"/>
       <w:cols w:space="720"/>
       <w:docGrid w:linePitch="360"/>
     </w:sectPr>

--- a/docs/releases/german-markhasin-beautiful-music-st-petersburg/press-release.docx
+++ b/docs/releases/german-markhasin-beautiful-music-st-petersburg/press-release.docx
@@ -20,14 +20,38 @@
           </w:tcPr>
           <w:p>
             <w:r>
-              <w:rPr>
-                <w:rFonts w:ascii="Arial" w:hAnsi="Arial"/>
-                <w:b w:val="0"/>
-                <w:caps w:val="0"/>
-                <w:color w:val="6F6F6F"/>
-                <w:sz w:val="18"/>
-              </w:rPr>
-              <w:t>[обложка]</w:t>
+              <w:drawing>
+                <wp:inline xmlns:a="http://schemas.openxmlformats.org/drawingml/2006/main" xmlns:pic="http://schemas.openxmlformats.org/drawingml/2006/picture">
+                  <wp:extent cx="1584000" cy="1584000"/>
+                  <wp:docPr id="1" name="Picture 1"/>
+                  <wp:cNvGraphicFramePr>
+                    <a:graphicFrameLocks noChangeAspect="1"/>
+                  </wp:cNvGraphicFramePr>
+                  <a:graphic>
+                    <a:graphicData uri="http://schemas.openxmlformats.org/drawingml/2006/picture">
+                      <pic:pic>
+                        <pic:nvPicPr>
+                          <pic:cNvPr id="0" name="cover.jpg"/>
+                          <pic:cNvPicPr/>
+                        </pic:nvPicPr>
+                        <pic:blipFill>
+                          <a:blip r:embed="rId9"/>
+                          <a:stretch>
+                            <a:fillRect/>
+                          </a:stretch>
+                        </pic:blipFill>
+                        <pic:spPr>
+                          <a:xfrm>
+                            <a:off x="0" y="0"/>
+                            <a:ext cx="1584000" cy="1584000"/>
+                          </a:xfrm>
+                          <a:prstGeom prst="rect"/>
+                        </pic:spPr>
+                      </pic:pic>
+                    </a:graphicData>
+                  </a:graphic>
+                </wp:inline>
+              </w:drawing>
             </w:r>
           </w:p>
         </w:tc>
@@ -117,7 +141,7 @@
         </w:rPr>
         <w:t xml:space="preserve">Ссылки на стриминги: </w:t>
       </w:r>
-      <w:hyperlink r:id="rId9">
+      <w:hyperlink r:id="rId10">
         <w:r>
           <w:rPr>
             <w:rFonts w:ascii="Arial" w:hAnsi="Arial"/>
@@ -142,7 +166,7 @@
         </w:rPr>
         <w:t xml:space="preserve">Страница релиза: </w:t>
       </w:r>
-      <w:hyperlink r:id="rId10">
+      <w:hyperlink r:id="rId11">
         <w:r>
           <w:rPr>
             <w:rFonts w:ascii="Arial" w:hAnsi="Arial"/>
@@ -348,7 +372,7 @@
         </w:rPr>
         <w:t xml:space="preserve">Instagram — </w:t>
       </w:r>
-      <w:hyperlink r:id="rId11">
+      <w:hyperlink r:id="rId12">
         <w:r>
           <w:rPr>
             <w:rFonts w:ascii="Arial" w:hAnsi="Arial"/>
@@ -373,7 +397,7 @@
         </w:rPr>
         <w:t xml:space="preserve">Telegram — </w:t>
       </w:r>
-      <w:hyperlink r:id="rId12">
+      <w:hyperlink r:id="rId13">
         <w:r>
           <w:rPr>
             <w:rFonts w:ascii="Arial" w:hAnsi="Arial"/>
@@ -398,7 +422,7 @@
         </w:rPr>
         <w:t xml:space="preserve">VK — </w:t>
       </w:r>
-      <w:hyperlink r:id="rId13">
+      <w:hyperlink r:id="rId14">
         <w:r>
           <w:rPr>
             <w:rFonts w:ascii="Arial" w:hAnsi="Arial"/>
@@ -423,7 +447,7 @@
         </w:rPr>
         <w:t xml:space="preserve">Facebook — </w:t>
       </w:r>
-      <w:hyperlink r:id="rId14">
+      <w:hyperlink r:id="rId15">
         <w:r>
           <w:rPr>
             <w:rFonts w:ascii="Arial" w:hAnsi="Arial"/>
@@ -448,7 +472,7 @@
         </w:rPr>
         <w:t xml:space="preserve">germanmarkhasin.ru — </w:t>
       </w:r>
-      <w:hyperlink r:id="rId15">
+      <w:hyperlink r:id="rId16">
         <w:r>
           <w:rPr>
             <w:rFonts w:ascii="Arial" w:hAnsi="Arial"/>
@@ -515,7 +539,7 @@
         </w:rPr>
         <w:t xml:space="preserve">Instagram — </w:t>
       </w:r>
-      <w:hyperlink r:id="rId16">
+      <w:hyperlink r:id="rId17">
         <w:r>
           <w:rPr>
             <w:rFonts w:ascii="Arial" w:hAnsi="Arial"/>
@@ -540,7 +564,7 @@
         </w:rPr>
         <w:t xml:space="preserve">Telegram — </w:t>
       </w:r>
-      <w:hyperlink r:id="rId17">
+      <w:hyperlink r:id="rId18">
         <w:r>
           <w:rPr>
             <w:rFonts w:ascii="Arial" w:hAnsi="Arial"/>
@@ -565,7 +589,7 @@
         </w:rPr>
         <w:t xml:space="preserve">VK — </w:t>
       </w:r>
-      <w:hyperlink r:id="rId18">
+      <w:hyperlink r:id="rId19">
         <w:r>
           <w:rPr>
             <w:rFonts w:ascii="Arial" w:hAnsi="Arial"/>
@@ -590,7 +614,7 @@
         </w:rPr>
         <w:t xml:space="preserve">Facebook — </w:t>
       </w:r>
-      <w:hyperlink r:id="rId19">
+      <w:hyperlink r:id="rId20">
         <w:r>
           <w:rPr>
             <w:rFonts w:ascii="Arial" w:hAnsi="Arial"/>
@@ -615,7 +639,7 @@
         </w:rPr>
         <w:t xml:space="preserve">YouTube — </w:t>
       </w:r>
-      <w:hyperlink r:id="rId20">
+      <w:hyperlink r:id="rId21">
         <w:r>
           <w:rPr>
             <w:rFonts w:ascii="Arial" w:hAnsi="Arial"/>
@@ -640,7 +664,7 @@
         </w:rPr>
         <w:t xml:space="preserve">fancymusic.ru — </w:t>
       </w:r>
-      <w:hyperlink r:id="rId21">
+      <w:hyperlink r:id="rId22">
         <w:r>
           <w:rPr>
             <w:rFonts w:ascii="Arial" w:hAnsi="Arial"/>
@@ -680,7 +704,7 @@
         </w:rPr>
         <w:t xml:space="preserve">Email: </w:t>
       </w:r>
-      <w:hyperlink r:id="rId22">
+      <w:hyperlink r:id="rId23">
         <w:r>
           <w:rPr>
             <w:rFonts w:ascii="Arial" w:hAnsi="Arial"/>
@@ -705,7 +729,7 @@
         </w:rPr>
         <w:t xml:space="preserve">Telegram: </w:t>
       </w:r>
-      <w:hyperlink r:id="rId23">
+      <w:hyperlink r:id="rId24">
         <w:r>
           <w:rPr>
             <w:rFonts w:ascii="Arial" w:hAnsi="Arial"/>

--- a/docs/releases/german-markhasin-beautiful-music-st-petersburg/press-release.docx
+++ b/docs/releases/german-markhasin-beautiful-music-st-petersburg/press-release.docx
@@ -61,21 +61,6 @@
           </w:tcPr>
           <w:p>
             <w:pPr>
-              <w:spacing w:after="40"/>
-            </w:pPr>
-            <w:r>
-              <w:rPr>
-                <w:rFonts w:ascii="Arial" w:hAnsi="Arial"/>
-                <w:b w:val="0"/>
-                <w:caps/>
-                <w:color w:val="6F6F6F"/>
-                <w:sz w:val="16"/>
-              </w:rPr>
-              <w:t>FANCYMUSIC · Пресс-релиз · 4 сентября 2026</w:t>
-            </w:r>
-          </w:p>
-          <w:p>
-            <w:pPr>
               <w:spacing w:after="80"/>
             </w:pPr>
             <w:r>
@@ -86,37 +71,7 @@
                 <w:color w:val="2E2E2E"/>
                 <w:sz w:val="42"/>
               </w:rPr>
-              <w:t>«Прекрасная музыка. Петербург» — дебютный альбом Германа Мархасина</w:t>
-            </w:r>
-          </w:p>
-          <w:p>
-            <w:pPr>
-              <w:spacing w:after="20"/>
-            </w:pPr>
-            <w:r>
-              <w:rPr>
-                <w:rFonts w:ascii="Arial" w:hAnsi="Arial"/>
-                <w:b/>
-                <w:caps w:val="0"/>
-                <w:color w:val="6F6F6F"/>
-                <w:sz w:val="20"/>
-              </w:rPr>
-              <w:t>Герман Мархасин — «Прекрасная музыка. Петербург»</w:t>
-            </w:r>
-          </w:p>
-          <w:p>
-            <w:pPr>
-              <w:spacing w:after="20"/>
-            </w:pPr>
-            <w:r>
-              <w:rPr>
-                <w:rFonts w:ascii="Arial" w:hAnsi="Arial"/>
-                <w:b w:val="0"/>
-                <w:caps w:val="0"/>
-                <w:color w:val="6F6F6F"/>
-                <w:sz w:val="20"/>
-              </w:rPr>
-              <w:t>Альбом · Современная академическая музыка · выход 4 сентября 2026 · FANCYMUSIC</w:t>
+              <w:t>Герман Мархасин — Прекрасная музыка. Петербург</w:t>
             </w:r>
           </w:p>
         </w:tc>
@@ -740,6 +695,21 @@
         </w:r>
       </w:hyperlink>
     </w:p>
+    <w:p>
+      <w:pPr>
+        <w:spacing w:before="400"/>
+      </w:pPr>
+      <w:r>
+        <w:rPr>
+          <w:rFonts w:ascii="Arial" w:hAnsi="Arial"/>
+          <w:b w:val="0"/>
+          <w:caps/>
+          <w:color w:val="6F6F6F"/>
+          <w:sz w:val="16"/>
+        </w:rPr>
+        <w:t>FANCYMUSIC · Пресс-релиз · 4 сентября 2026</w:t>
+      </w:r>
+    </w:p>
     <w:sectPr>
       <w:pgSz w:w="12240" w:h="15840"/>
       <w:pgMar w:top="1134" w:right="1247" w:bottom="1134" w:left="1247" w:header="720" w:footer="720" w:gutter="0"/>
